--- a/docs/posts/nepal-population-density/index.docx
+++ b/docs/posts/nepal-population-density/index.docx
@@ -4727,7 +4727,7 @@
         <w:rPr>
           <w:rStyle w:val="VerbatimChar"/>
         </w:rPr>
-        <w:t xml:space="preserve">Rendering started: 2025-08-31 10:19:01.603639 </w:t>
+        <w:t xml:space="preserve">Rendering started: 2026-10-23 15:50:21.306365 </w:t>
       </w:r>
     </w:p>
     <w:p>
@@ -4738,7 +4738,7 @@
         <w:rPr>
           <w:rStyle w:val="VerbatimChar"/>
         </w:rPr>
-        <w:t xml:space="preserve">Rendering completed in: 5.89483489990234 </w:t>
+        <w:t xml:space="preserve">Rendering completed in: 11.2010162830353 </w:t>
       </w:r>
     </w:p>
     <w:bookmarkEnd w:id="31"/>

--- a/docs/posts/nepal-population-density/index.docx
+++ b/docs/posts/nepal-population-density/index.docx
@@ -4727,7 +4727,7 @@
         <w:rPr>
           <w:rStyle w:val="VerbatimChar"/>
         </w:rPr>
-        <w:t xml:space="preserve">Rendering started: 2026-10-23 15:50:21.306365 </w:t>
+        <w:t xml:space="preserve">Rendering started: 2026-10-23 21:19:52.771416 </w:t>
       </w:r>
     </w:p>
     <w:p>
@@ -4738,7 +4738,7 @@
         <w:rPr>
           <w:rStyle w:val="VerbatimChar"/>
         </w:rPr>
-        <w:t xml:space="preserve">Rendering completed in: 11.2010162830353 </w:t>
+        <w:t xml:space="preserve">Rendering completed in: 11.1370483001073 </w:t>
       </w:r>
     </w:p>
     <w:bookmarkEnd w:id="31"/>

--- a/docs/posts/nepal-population-density/index.docx
+++ b/docs/posts/nepal-population-density/index.docx
@@ -4727,7 +4727,7 @@
         <w:rPr>
           <w:rStyle w:val="VerbatimChar"/>
         </w:rPr>
-        <w:t xml:space="preserve">Rendering started: 2026-10-23 21:19:52.771416 </w:t>
+        <w:t xml:space="preserve">Rendering started: 2026-10-23 23:12:18.121659 </w:t>
       </w:r>
     </w:p>
     <w:p>
@@ -4738,7 +4738,7 @@
         <w:rPr>
           <w:rStyle w:val="VerbatimChar"/>
         </w:rPr>
-        <w:t xml:space="preserve">Rendering completed in: 11.1370483001073 </w:t>
+        <w:t xml:space="preserve">Rendering completed in: 1.81201066573461 </w:t>
       </w:r>
     </w:p>
     <w:bookmarkEnd w:id="31"/>
